--- a/原题/第八周原题/自定义函数与运算符.docx
+++ b/原题/第八周原题/自定义函数与运算符.docx
@@ -3012,13 +3012,13 @@
         <w:rPr>
           <w:rFonts w:ascii="Times New Roman" w:hAnsi="Times New Roman" w:cs="Times New Roman"/>
         </w:rPr>
-        <w:t>，输出为</w:t>
-      </w:r>
-      <w:r>
-        <w:rPr>
-          <w:rFonts w:ascii="Times New Roman" w:hAnsi="Times New Roman" w:cs="Times New Roman"/>
-        </w:rPr>
-        <w:t>43)</w:t>
+        <w:t>，输出为43）</w:t>
+      </w:r>
+      <w:r>
+        <w:rPr>
+          <w:rFonts w:ascii="Times New Roman" w:hAnsi="Times New Roman" w:cs="Times New Roman"/>
+        </w:rPr>
+        <w:t/>
       </w:r>
       <w:r>
         <w:rPr>
@@ -3645,25 +3645,25 @@
         <w:rPr>
           <w:rFonts w:ascii="Times New Roman" w:hAnsi="Times New Roman" w:cs="Times New Roman" w:hint="eastAsia"/>
         </w:rPr>
-        <w:t>dec2bin(</w:t>
-      </w:r>
-      <w:r>
-        <w:rPr>
-          <w:rFonts w:ascii="Times New Roman" w:hAnsi="Times New Roman" w:cs="Times New Roman" w:hint="eastAsia"/>
-        </w:rPr>
-        <w:t>3)</w:t>
-      </w:r>
-      <w:r>
-        <w:rPr>
-          <w:rFonts w:ascii="Times New Roman" w:hAnsi="Times New Roman" w:cs="Times New Roman" w:hint="eastAsia"/>
-        </w:rPr>
-        <w:t>的结果是</w:t>
-      </w:r>
-      <w:r>
-        <w:rPr>
-          <w:rFonts w:ascii="Times New Roman" w:hAnsi="Times New Roman" w:cs="Times New Roman" w:hint="eastAsia"/>
-        </w:rPr>
-        <w:t>"10"</w:t>
+        <w:t>dec2bin(3)的结果是"11"</w:t>
+      </w:r>
+      <w:r>
+        <w:rPr>
+          <w:rFonts w:ascii="Times New Roman" w:hAnsi="Times New Roman" w:cs="Times New Roman" w:hint="eastAsia"/>
+        </w:rPr>
+        <w:t/>
+      </w:r>
+      <w:r>
+        <w:rPr>
+          <w:rFonts w:ascii="Times New Roman" w:hAnsi="Times New Roman" w:cs="Times New Roman" w:hint="eastAsia"/>
+        </w:rPr>
+        <w:t/>
+      </w:r>
+      <w:r>
+        <w:rPr>
+          <w:rFonts w:ascii="Times New Roman" w:hAnsi="Times New Roman" w:cs="Times New Roman" w:hint="eastAsia"/>
+        </w:rPr>
+        <w:t/>
       </w:r>
       <w:r>
         <w:rPr>
@@ -4551,14 +4551,44 @@
         <w:rPr>
           <w:rFonts w:ascii="Times New Roman" w:hAnsi="Times New Roman" w:cs="Times New Roman" w:hint="eastAsia"/>
         </w:rPr>
-        <w:t>myfun</w:t>
+        <w:t>myrecur(123456, 3)</w:t>
       </w:r>
       <w:proofErr w:type="spellEnd"/>
       <w:r>
         <w:rPr>
           <w:rFonts w:ascii="Times New Roman" w:hAnsi="Times New Roman" w:cs="Times New Roman" w:hint="eastAsia"/>
         </w:rPr>
-        <w:t>(123456,</w:t>
+        <w:t/>
+      </w:r>
+      <w:r>
+        <w:rPr>
+          <w:rFonts w:ascii="Times New Roman" w:hAnsi="Times New Roman" w:cs="Times New Roman" w:hint="eastAsia"/>
+        </w:rPr>
+        <w:t xml:space="preserve"/>
+      </w:r>
+      <w:r>
+        <w:rPr>
+          <w:rFonts w:ascii="Times New Roman" w:hAnsi="Times New Roman" w:cs="Times New Roman" w:hint="eastAsia"/>
+        </w:rPr>
+        <w:t/>
+      </w:r>
+      <w:r>
+        <w:rPr>
+          <w:rFonts w:ascii="Times New Roman" w:hAnsi="Times New Roman" w:cs="Times New Roman" w:hint="eastAsia"/>
+        </w:rPr>
+        <w:t>的结果是</w:t>
+      </w:r>
+      <w:r>
+        <w:rPr>
+          <w:rFonts w:ascii="Times New Roman" w:hAnsi="Times New Roman" w:cs="Times New Roman" w:hint="eastAsia"/>
+        </w:rPr>
+        <w:t>4</w:t>
+      </w:r>
+      <w:r>
+        <w:rPr>
+          <w:rFonts w:ascii="Times New Roman" w:hAnsi="Times New Roman" w:cs="Times New Roman" w:hint="eastAsia"/>
+        </w:rPr>
+        <w:t>，</w:t>
       </w:r>
       <w:r>
         <w:rPr>
@@ -4566,11 +4596,19 @@
         </w:rPr>
         <w:t xml:space="preserve"> </w:t>
       </w:r>
-      <w:r>
-        <w:rPr>
-          <w:rFonts w:ascii="Times New Roman" w:hAnsi="Times New Roman" w:cs="Times New Roman" w:hint="eastAsia"/>
-        </w:rPr>
-        <w:t>3)</w:t>
+      <w:proofErr w:type="spellStart"/>
+      <w:r>
+        <w:rPr>
+          <w:rFonts w:ascii="Times New Roman" w:hAnsi="Times New Roman" w:cs="Times New Roman" w:hint="eastAsia"/>
+        </w:rPr>
+        <w:t>myrecur(123456, 6)</w:t>
+      </w:r>
+      <w:proofErr w:type="spellEnd"/>
+      <w:r>
+        <w:rPr>
+          <w:rFonts w:ascii="Times New Roman" w:hAnsi="Times New Roman" w:cs="Times New Roman" w:hint="eastAsia"/>
+        </w:rPr>
+        <w:t xml:space="preserve"/>
       </w:r>
       <w:r>
         <w:rPr>
@@ -4582,7 +4620,7 @@
         <w:rPr>
           <w:rFonts w:ascii="Times New Roman" w:hAnsi="Times New Roman" w:cs="Times New Roman" w:hint="eastAsia"/>
         </w:rPr>
-        <w:t>4</w:t>
+        <w:t>1</w:t>
       </w:r>
       <w:r>
         <w:rPr>
@@ -4601,52 +4639,14 @@
         <w:rPr>
           <w:rFonts w:ascii="Times New Roman" w:hAnsi="Times New Roman" w:cs="Times New Roman" w:hint="eastAsia"/>
         </w:rPr>
-        <w:t>myfun</w:t>
+        <w:t>myrecur(123456,7)</w:t>
       </w:r>
       <w:proofErr w:type="spellEnd"/>
       <w:r>
         <w:rPr>
           <w:rFonts w:ascii="Times New Roman" w:hAnsi="Times New Roman" w:cs="Times New Roman" w:hint="eastAsia"/>
         </w:rPr>
-        <w:t xml:space="preserve"> (123456, 6)</w:t>
-      </w:r>
-      <w:r>
-        <w:rPr>
-          <w:rFonts w:ascii="Times New Roman" w:hAnsi="Times New Roman" w:cs="Times New Roman" w:hint="eastAsia"/>
-        </w:rPr>
-        <w:t>的结果是</w:t>
-      </w:r>
-      <w:r>
-        <w:rPr>
-          <w:rFonts w:ascii="Times New Roman" w:hAnsi="Times New Roman" w:cs="Times New Roman" w:hint="eastAsia"/>
-        </w:rPr>
-        <w:t>1</w:t>
-      </w:r>
-      <w:r>
-        <w:rPr>
-          <w:rFonts w:ascii="Times New Roman" w:hAnsi="Times New Roman" w:cs="Times New Roman" w:hint="eastAsia"/>
-        </w:rPr>
-        <w:t>，</w:t>
-      </w:r>
-      <w:r>
-        <w:rPr>
-          <w:rFonts w:ascii="Times New Roman" w:hAnsi="Times New Roman" w:cs="Times New Roman" w:hint="eastAsia"/>
-        </w:rPr>
-        <w:t xml:space="preserve"> </w:t>
-      </w:r>
-      <w:proofErr w:type="spellStart"/>
-      <w:r>
-        <w:rPr>
-          <w:rFonts w:ascii="Times New Roman" w:hAnsi="Times New Roman" w:cs="Times New Roman" w:hint="eastAsia"/>
-        </w:rPr>
-        <w:t>myfun</w:t>
-      </w:r>
-      <w:proofErr w:type="spellEnd"/>
-      <w:r>
-        <w:rPr>
-          <w:rFonts w:ascii="Times New Roman" w:hAnsi="Times New Roman" w:cs="Times New Roman" w:hint="eastAsia"/>
-        </w:rPr>
-        <w:t>(123456,7)</w:t>
+        <w:t/>
       </w:r>
       <w:r>
         <w:rPr>
